--- a/public/templates/liquidacionTransferencia - - SIN USAR.docx
+++ b/public/templates/liquidacionTransferencia - - SIN USAR.docx
@@ -97,13 +97,13 @@
               <w:rPr>
                 <w:lang w:val="es-AR"/>
               </w:rPr>
-              <w:t xml:space="preserve"> – </w:t>
-            </w:r>
-            <w:r>
-              <w:rPr>
-                <w:lang w:val="es-AR"/>
-              </w:rPr>
-              <w:t xml:space="preserve">piso </w:t>
+              <w:t xml:space="preserve"> –</w:t>
+            </w:r>
+            <w:r>
+              <w:rPr>
+                <w:lang w:val="es-AR"/>
+              </w:rPr>
+              <w:t xml:space="preserve"> </w:t>
             </w:r>
             <w:r>
               <w:rPr>
@@ -115,7 +115,7 @@
               <w:rPr>
                 <w:lang w:val="es-AR"/>
               </w:rPr>
-              <w:t xml:space="preserve">, letra </w:t>
+              <w:t>°</w:t>
             </w:r>
             <w:r>
               <w:rPr>
